--- a/downloads/handouts/Unit 04/Handout 04.10 - Floor Plan Symbols Graph Paper Guide and Furniture Cut-Outs.docx
+++ b/downloads/handouts/Unit 04/Handout 04.10 - Floor Plan Symbols Graph Paper Guide and Furniture Cut-Outs.docx
@@ -41,9 +41,9 @@
       <w:pPr>
         <w:pStyle w:val="Heading2"/>
       </w:pPr>
-      <w:bookmarkStart w:id="21" w:name="word-bank-in-other-languages"/>
-      <w:r>
-        <w:t xml:space="preserve">Word bank in other languages</w:t>
+      <w:bookmarkStart w:id="21" w:name="word-bank-in-spanish"/>
+      <w:r>
+        <w:t xml:space="preserve">Word bank in Spanish</w:t>
       </w:r>
       <w:bookmarkEnd w:id="21"/>
     </w:p>
@@ -62,10 +62,8 @@
         <w:tblLook w:firstRow="1"/>
       </w:tblPr>
       <w:tblGrid>
-        <w:gridCol w:w="2340"/>
-        <w:gridCol w:w="2340"/>
-        <w:gridCol w:w="2340"/>
-        <w:gridCol w:w="2340"/>
+        <w:gridCol w:w="4680"/>
+        <w:gridCol w:w="4680"/>
       </w:tblGrid>
       <w:tr>
         <w:trPr>
@@ -73,7 +71,7 @@
         </w:trPr>
         <w:tc>
           <w:tcPr>
-            <w:tcW w:type="dxa" w:w="2340"/>
+            <w:tcW w:type="dxa" w:w="4680"/>
             <w:tcBorders>
               <w:bottom w:val="single"/>
             </w:tcBorders>
@@ -91,7 +89,7 @@
         </w:tc>
         <w:tc>
           <w:tcPr>
-            <w:tcW w:type="dxa" w:w="2340"/>
+            <w:tcW w:type="dxa" w:w="4680"/>
             <w:tcBorders>
               <w:bottom w:val="single"/>
             </w:tcBorders>
@@ -103,17 +101,15 @@
               <w:jc w:val="left"/>
             </w:pPr>
             <w:r>
-              <w:t xml:space="preserve">Turkish</w:t>
-            </w:r>
-          </w:p>
-        </w:tc>
+              <w:t xml:space="preserve">Spanish</w:t>
+            </w:r>
+          </w:p>
+        </w:tc>
+      </w:tr>
+      <w:tr>
         <w:tc>
           <w:tcPr>
-            <w:tcW w:type="dxa" w:w="2340"/>
-            <w:tcBorders>
-              <w:bottom w:val="single"/>
-            </w:tcBorders>
-            <w:vAlign w:val="bottom"/>
+            <w:tcW w:type="dxa" w:w="4680"/>
           </w:tcPr>
           <w:p>
             <w:pPr>
@@ -121,17 +117,13 @@
               <w:jc w:val="left"/>
             </w:pPr>
             <w:r>
-              <w:t xml:space="preserve">Portuguese</w:t>
+              <w:t xml:space="preserve">floor plan</w:t>
             </w:r>
           </w:p>
         </w:tc>
         <w:tc>
           <w:tcPr>
-            <w:tcW w:type="dxa" w:w="2340"/>
-            <w:tcBorders>
-              <w:bottom w:val="single"/>
-            </w:tcBorders>
-            <w:vAlign w:val="bottom"/>
+            <w:tcW w:type="dxa" w:w="4680"/>
           </w:tcPr>
           <w:p>
             <w:pPr>
@@ -139,7 +131,7 @@
               <w:jc w:val="left"/>
             </w:pPr>
             <w:r>
-              <w:t xml:space="preserve">Spanish</w:t>
+              <w:t xml:space="preserve">plano de planta</w:t>
             </w:r>
           </w:p>
         </w:tc>
@@ -147,7 +139,7 @@
       <w:tr>
         <w:tc>
           <w:tcPr>
-            <w:tcW w:type="dxa" w:w="2340"/>
+            <w:tcW w:type="dxa" w:w="4680"/>
           </w:tcPr>
           <w:p>
             <w:pPr>
@@ -155,13 +147,13 @@
               <w:jc w:val="left"/>
             </w:pPr>
             <w:r>
-              <w:t xml:space="preserve">floor plan</w:t>
+              <w:t xml:space="preserve">scale</w:t>
             </w:r>
           </w:p>
         </w:tc>
         <w:tc>
           <w:tcPr>
-            <w:tcW w:type="dxa" w:w="2340"/>
+            <w:tcW w:type="dxa" w:w="4680"/>
           </w:tcPr>
           <w:p>
             <w:pPr>
@@ -169,13 +161,15 @@
               <w:jc w:val="left"/>
             </w:pPr>
             <w:r>
-              <w:t xml:space="preserve">kat planı</w:t>
-            </w:r>
-          </w:p>
-        </w:tc>
+              <w:t xml:space="preserve">escala</w:t>
+            </w:r>
+          </w:p>
+        </w:tc>
+      </w:tr>
+      <w:tr>
         <w:tc>
           <w:tcPr>
-            <w:tcW w:type="dxa" w:w="2340"/>
+            <w:tcW w:type="dxa" w:w="4680"/>
           </w:tcPr>
           <w:p>
             <w:pPr>
@@ -183,13 +177,13 @@
               <w:jc w:val="left"/>
             </w:pPr>
             <w:r>
-              <w:t xml:space="preserve">planta baixa</w:t>
+              <w:t xml:space="preserve">traffic flow</w:t>
             </w:r>
           </w:p>
         </w:tc>
         <w:tc>
           <w:tcPr>
-            <w:tcW w:type="dxa" w:w="2340"/>
+            <w:tcW w:type="dxa" w:w="4680"/>
           </w:tcPr>
           <w:p>
             <w:pPr>
@@ -197,7 +191,7 @@
               <w:jc w:val="left"/>
             </w:pPr>
             <w:r>
-              <w:t xml:space="preserve">plano de planta</w:t>
+              <w:t xml:space="preserve">flujo de circulación</w:t>
             </w:r>
           </w:p>
         </w:tc>
@@ -205,7 +199,7 @@
       <w:tr>
         <w:tc>
           <w:tcPr>
-            <w:tcW w:type="dxa" w:w="2340"/>
+            <w:tcW w:type="dxa" w:w="4680"/>
           </w:tcPr>
           <w:p>
             <w:pPr>
@@ -213,13 +207,13 @@
               <w:jc w:val="left"/>
             </w:pPr>
             <w:r>
-              <w:t xml:space="preserve">scale</w:t>
+              <w:t xml:space="preserve">zone</w:t>
             </w:r>
           </w:p>
         </w:tc>
         <w:tc>
           <w:tcPr>
-            <w:tcW w:type="dxa" w:w="2340"/>
+            <w:tcW w:type="dxa" w:w="4680"/>
           </w:tcPr>
           <w:p>
             <w:pPr>
@@ -227,13 +221,15 @@
               <w:jc w:val="left"/>
             </w:pPr>
             <w:r>
-              <w:t xml:space="preserve">ölçek</w:t>
-            </w:r>
-          </w:p>
-        </w:tc>
+              <w:t xml:space="preserve">zona</w:t>
+            </w:r>
+          </w:p>
+        </w:tc>
+      </w:tr>
+      <w:tr>
         <w:tc>
           <w:tcPr>
-            <w:tcW w:type="dxa" w:w="2340"/>
+            <w:tcW w:type="dxa" w:w="4680"/>
           </w:tcPr>
           <w:p>
             <w:pPr>
@@ -241,13 +237,13 @@
               <w:jc w:val="left"/>
             </w:pPr>
             <w:r>
-              <w:t xml:space="preserve">escala</w:t>
+              <w:t xml:space="preserve">tape measure</w:t>
             </w:r>
           </w:p>
         </w:tc>
         <w:tc>
           <w:tcPr>
-            <w:tcW w:type="dxa" w:w="2340"/>
+            <w:tcW w:type="dxa" w:w="4680"/>
           </w:tcPr>
           <w:p>
             <w:pPr>
@@ -255,7 +251,7 @@
               <w:jc w:val="left"/>
             </w:pPr>
             <w:r>
-              <w:t xml:space="preserve">escala</w:t>
+              <w:t xml:space="preserve">cinta métrica</w:t>
             </w:r>
           </w:p>
         </w:tc>
@@ -263,7 +259,7 @@
       <w:tr>
         <w:tc>
           <w:tcPr>
-            <w:tcW w:type="dxa" w:w="2340"/>
+            <w:tcW w:type="dxa" w:w="4680"/>
           </w:tcPr>
           <w:p>
             <w:pPr>
@@ -271,215 +267,13 @@
               <w:jc w:val="left"/>
             </w:pPr>
             <w:r>
-              <w:t xml:space="preserve">traffic flow</w:t>
+              <w:t xml:space="preserve">universal design</w:t>
             </w:r>
           </w:p>
         </w:tc>
         <w:tc>
           <w:tcPr>
-            <w:tcW w:type="dxa" w:w="2340"/>
-          </w:tcPr>
-          <w:p>
-            <w:pPr>
-              <w:pStyle w:val="Compact"/>
-              <w:jc w:val="left"/>
-            </w:pPr>
-            <w:r>
-              <w:t xml:space="preserve">dolaşım (geçiş yolu)</w:t>
-            </w:r>
-          </w:p>
-        </w:tc>
-        <w:tc>
-          <w:tcPr>
-            <w:tcW w:type="dxa" w:w="2340"/>
-          </w:tcPr>
-          <w:p>
-            <w:pPr>
-              <w:pStyle w:val="Compact"/>
-              <w:jc w:val="left"/>
-            </w:pPr>
-            <w:r>
-              <w:t xml:space="preserve">fluxo de circulação</w:t>
-            </w:r>
-          </w:p>
-        </w:tc>
-        <w:tc>
-          <w:tcPr>
-            <w:tcW w:type="dxa" w:w="2340"/>
-          </w:tcPr>
-          <w:p>
-            <w:pPr>
-              <w:pStyle w:val="Compact"/>
-              <w:jc w:val="left"/>
-            </w:pPr>
-            <w:r>
-              <w:t xml:space="preserve">flujo de circulación</w:t>
-            </w:r>
-          </w:p>
-        </w:tc>
-      </w:tr>
-      <w:tr>
-        <w:tc>
-          <w:tcPr>
-            <w:tcW w:type="dxa" w:w="2340"/>
-          </w:tcPr>
-          <w:p>
-            <w:pPr>
-              <w:pStyle w:val="Compact"/>
-              <w:jc w:val="left"/>
-            </w:pPr>
-            <w:r>
-              <w:t xml:space="preserve">zone</w:t>
-            </w:r>
-          </w:p>
-        </w:tc>
-        <w:tc>
-          <w:tcPr>
-            <w:tcW w:type="dxa" w:w="2340"/>
-          </w:tcPr>
-          <w:p>
-            <w:pPr>
-              <w:pStyle w:val="Compact"/>
-              <w:jc w:val="left"/>
-            </w:pPr>
-            <w:r>
-              <w:t xml:space="preserve">bölge</w:t>
-            </w:r>
-          </w:p>
-        </w:tc>
-        <w:tc>
-          <w:tcPr>
-            <w:tcW w:type="dxa" w:w="2340"/>
-          </w:tcPr>
-          <w:p>
-            <w:pPr>
-              <w:pStyle w:val="Compact"/>
-              <w:jc w:val="left"/>
-            </w:pPr>
-            <w:r>
-              <w:t xml:space="preserve">zona</w:t>
-            </w:r>
-          </w:p>
-        </w:tc>
-        <w:tc>
-          <w:tcPr>
-            <w:tcW w:type="dxa" w:w="2340"/>
-          </w:tcPr>
-          <w:p>
-            <w:pPr>
-              <w:pStyle w:val="Compact"/>
-              <w:jc w:val="left"/>
-            </w:pPr>
-            <w:r>
-              <w:t xml:space="preserve">zona</w:t>
-            </w:r>
-          </w:p>
-        </w:tc>
-      </w:tr>
-      <w:tr>
-        <w:tc>
-          <w:tcPr>
-            <w:tcW w:type="dxa" w:w="2340"/>
-          </w:tcPr>
-          <w:p>
-            <w:pPr>
-              <w:pStyle w:val="Compact"/>
-              <w:jc w:val="left"/>
-            </w:pPr>
-            <w:r>
-              <w:t xml:space="preserve">tape measure</w:t>
-            </w:r>
-          </w:p>
-        </w:tc>
-        <w:tc>
-          <w:tcPr>
-            <w:tcW w:type="dxa" w:w="2340"/>
-          </w:tcPr>
-          <w:p>
-            <w:pPr>
-              <w:pStyle w:val="Compact"/>
-              <w:jc w:val="left"/>
-            </w:pPr>
-            <w:r>
-              <w:t xml:space="preserve">şerit metre</w:t>
-            </w:r>
-          </w:p>
-        </w:tc>
-        <w:tc>
-          <w:tcPr>
-            <w:tcW w:type="dxa" w:w="2340"/>
-          </w:tcPr>
-          <w:p>
-            <w:pPr>
-              <w:pStyle w:val="Compact"/>
-              <w:jc w:val="left"/>
-            </w:pPr>
-            <w:r>
-              <w:t xml:space="preserve">trena (fita métrica)</w:t>
-            </w:r>
-          </w:p>
-        </w:tc>
-        <w:tc>
-          <w:tcPr>
-            <w:tcW w:type="dxa" w:w="2340"/>
-          </w:tcPr>
-          <w:p>
-            <w:pPr>
-              <w:pStyle w:val="Compact"/>
-              <w:jc w:val="left"/>
-            </w:pPr>
-            <w:r>
-              <w:t xml:space="preserve">cinta métrica</w:t>
-            </w:r>
-          </w:p>
-        </w:tc>
-      </w:tr>
-      <w:tr>
-        <w:tc>
-          <w:tcPr>
-            <w:tcW w:type="dxa" w:w="2340"/>
-          </w:tcPr>
-          <w:p>
-            <w:pPr>
-              <w:pStyle w:val="Compact"/>
-              <w:jc w:val="left"/>
-            </w:pPr>
-            <w:r>
-              <w:t xml:space="preserve">universal design</w:t>
-            </w:r>
-          </w:p>
-        </w:tc>
-        <w:tc>
-          <w:tcPr>
-            <w:tcW w:type="dxa" w:w="2340"/>
-          </w:tcPr>
-          <w:p>
-            <w:pPr>
-              <w:pStyle w:val="Compact"/>
-              <w:jc w:val="left"/>
-            </w:pPr>
-            <w:r>
-              <w:t xml:space="preserve">evrensel tasarım</w:t>
-            </w:r>
-          </w:p>
-        </w:tc>
-        <w:tc>
-          <w:tcPr>
-            <w:tcW w:type="dxa" w:w="2340"/>
-          </w:tcPr>
-          <w:p>
-            <w:pPr>
-              <w:pStyle w:val="Compact"/>
-              <w:jc w:val="left"/>
-            </w:pPr>
-            <w:r>
-              <w:t xml:space="preserve">design universal</w:t>
-            </w:r>
-          </w:p>
-        </w:tc>
-        <w:tc>
-          <w:tcPr>
-            <w:tcW w:type="dxa" w:w="2340"/>
+            <w:tcW w:type="dxa" w:w="4680"/>
           </w:tcPr>
           <w:p>
             <w:pPr>

--- a/downloads/handouts/Unit 04/Handout 04.10 - Floor Plan Symbols Graph Paper Guide and Furniture Cut-Outs.docx
+++ b/downloads/handouts/Unit 04/Handout 04.10 - Floor Plan Symbols Graph Paper Guide and Furniture Cut-Outs.docx
@@ -34,7 +34,7 @@
         <w:t xml:space="preserve"> </w:t>
       </w:r>
       <w:r>
-        <w:t xml:space="preserve">Part 1 you fill in while I draw the symbols on the board. Part 2 is the scale rule and it stays in your project folder all unit. Part 3 is the record sheet your team fills in with the tape measure. Part 4 is the cut-out sheet; cut only the pieces your room needs and keep the rest. Part 5 is the rules every path has to pass, and the list of the eleven sketch prompts so you always know what is coming. Pencil only. This whole handout lives in the project folder.</w:t>
+        <w:t xml:space="preserve">Fill in Part 1 while I draw the symbols on the board. Part 2 is the scale rule. It stays in your project folder all unit. Part 3 is the record sheet your team fills in with the tape measure. Part 4 is the cut-out sheet. Cut only the pieces your room needs and keep the rest. Part 5 has the rules every path has to pass. It also has the list of the eleven sketch prompts, so you always know what is coming. Pencil only. This whole handout lives in the project folder.</w:t>
       </w:r>
     </w:p>
     <w:p>
@@ -307,7 +307,7 @@
         <w:pStyle w:val="FirstParagraph"/>
       </w:pPr>
       <w:r>
-        <w:t xml:space="preserve">A floor plan is a room drawn from straight above. Everything in it is a symbol, and the symbols are the same on every plan in the country, which is why a stranger can read your drawing. Draw each one in the box.</w:t>
+        <w:t xml:space="preserve">A floor plan is a room drawn from straight above. Everything in it is a symbol. The symbols are the same on every plan in the country. That is why a stranger can read your drawing. Draw each one in the box.</w:t>
       </w:r>
     </w:p>
     <w:tbl>
@@ -1206,7 +1206,7 @@
         <w:t xml:space="preserve"> </w:t>
       </w:r>
       <w:r>
-        <w:t xml:space="preserve">Measure to the nearest half foot, then draw to the nearest whole square. Rounding to the nearest square is close enough at this scale and it keeps you on the grid lines. In Lesson 4.12 the scale doubles to 1/2 inch = 1 foot, two squares per foot, and there a half foot is one whole square, so you can be exact.</w:t>
+        <w:t xml:space="preserve">Measure to the nearest half foot. Then draw to the nearest whole square. Rounding to the nearest square is close enough at this scale. It also keeps you on the grid lines. In Lesson 4.12 the scale doubles to 1/2 inch = 1 foot. That is two squares per foot. There a half foot is one whole square, so you can be exact.</w:t>
       </w:r>
     </w:p>
     <w:p>
@@ -1617,7 +1617,7 @@
         <w:pStyle w:val="FirstParagraph"/>
       </w:pPr>
       <w:r>
-        <w:t xml:space="preserve">Every piece below is drawn at the same scale as your plan. Cut only what your room needs. Label each piece before you cut it, or you will be holding an unmarked rectangle in two minutes.</w:t>
+        <w:t xml:space="preserve">Every piece below is drawn at the same scale as your plan. Cut only what your room needs. Label each piece before you cut it. A blank rectangle is easy to mix up.</w:t>
       </w:r>
     </w:p>
     <w:p>
@@ -1634,7 +1634,7 @@
         <w:t xml:space="preserve"> </w:t>
       </w:r>
       <w:r>
-        <w:t xml:space="preserve">The real size is the size of the actual furniture, in inches, the way a store lists it. The feet column is that size divided by 12. The squares column is what you draw and cut, rounded to the nearest whole square. Where the rounding moved by half a foot or more, the note says which direction, because on a tight plan six inches matters.</w:t>
+        <w:t xml:space="preserve">The real size is the size of the real furniture, in inches, the way a store lists it. The feet column is that size divided by 12. The squares column is what you draw and cut. It is rounded to the nearest whole square. Where the rounding moved the size by half a foot or more, the note says which way. On a tight plan, six inches matters.</w:t>
       </w:r>
     </w:p>
     <w:tbl>
@@ -3418,7 +3418,7 @@
         <w:pStyle w:val="FirstParagraph"/>
       </w:pPr>
       <w:r>
-        <w:t xml:space="preserve">Traffic flow is the path people actually walk. Furniture never blocks it. Shade every path on your plan with a pencil, then measure the</w:t>
+        <w:t xml:space="preserve">Traffic flow is the path people really walk. Furniture never blocks it. Shade every path on your plan with a pencil. Then measure the</w:t>
       </w:r>
       <w:r>
         <w:t xml:space="preserve"> </w:t>
@@ -3433,7 +3433,7 @@
         <w:t xml:space="preserve"> </w:t>
       </w:r>
       <w:r>
-        <w:t xml:space="preserve">point of that path, not the entrance. A path is only as wide as its tightest pinch.</w:t>
+        <w:t xml:space="preserve">point of that path, not the entrance. A path is only as wide as its tightest spot.</w:t>
       </w:r>
     </w:p>
     <w:tbl>
@@ -3855,7 +3855,7 @@
         <w:pStyle w:val="FirstParagraph"/>
       </w:pPr>
       <w:r>
-        <w:t xml:space="preserve">Starting on day 104 and running to the last build day, every period opens with a five-minute floor plan sketch: two minutes to draw, one minute to check with a neighbor, and the sheet goes in your project folder. Eleven sheets. Staple them in order with your name on the first sheet and turn the stack in with the project. Each one is scored complete, partial, or missing. If you are absent, the prompt is on this list, so you can draw it and add it to the stack.</w:t>
+        <w:t xml:space="preserve">Starting on day 104 and running to the last build day, every period opens with a five-minute floor plan sketch. You get two minutes to draw and one minute to check with a neighbor. Then the sheet goes in your project folder. That makes eleven sheets. Staple them in order with your name on the first sheet. Turn the stack in with the project. Each sheet is scored complete, partial, or missing. If you are absent, the prompt is on this list, so you can draw it and add it to the stack.</w:t>
       </w:r>
     </w:p>
     <w:tbl>
